--- a/res/programmes/LLMs-and-AI-Agents-27h.docx
+++ b/res/programmes/LLMs-and-AI-Agents-27h.docx
@@ -710,7 +710,7 @@
               <w:pStyle w:val="ProgTableText"/>
             </w:pPr>
             <w:r>
-              <w:t>Python programming (course: Python Programming Fundamentals, or equivalent). No machine learning background needed</w:t>
+              <w:t>Python programming (course: Python Programming Fundamentals), or equivalent; basic Docker use helps (course: Docker &amp; Kubernetes). No machine learning background needed</w:t>
             </w:r>
           </w:p>
         </w:tc>
@@ -850,7 +850,7 @@
               <w:pStyle w:val="ProgTableText"/>
             </w:pPr>
             <w:r>
-              <w:t>Participants can build a RAG and tool-using agent application, protect it against prompt injection, measure its quality and cost, and deploy it as a containerised API</w:t>
+              <w:t>Participants can build a RAG and tool-using agent application, reduce its exposure to prompt injection, measure its quality and cost, and deploy it as a containerised API</w:t>
             </w:r>
           </w:p>
         </w:tc>
@@ -1623,7 +1623,7 @@
               <w:pStyle w:val="ProgTableText"/>
             </w:pPr>
             <w:r>
-              <w:t>Prompt injection, OWASP Top 10 for LLM applications, guardrails</w:t>
+              <w:t>Prompt injection, OWASP Top 10 for LLM Applications (2025), guardrails</w:t>
             </w:r>
           </w:p>
         </w:tc>
@@ -2051,7 +2051,7 @@
         <w:pStyle w:val="ProgBoxTitle"/>
       </w:pPr>
       <w:r>
-        <w:t>An Agent Application in Production</w:t>
+        <w:t>A Deployed Agent Application</w:t>
       </w:r>
     </w:p>
     <w:p>
@@ -2059,7 +2059,7 @@
         <w:pStyle w:val="ProgBoxText"/>
       </w:pPr>
       <w:r>
-        <w:t>An agent that answers from a document set with cited sources, acts through tools and an MCP server, resists prompt injection, is measured on an evaluation set with its cost per request, and runs as a containerised API.</w:t>
+        <w:t>An agent that answers from a document set with cited sources, acts through tools and an MCP server, is tested against prompt injection, is measured on an evaluation set with its cost per request, and runs as a containerised API.</w:t>
       </w:r>
     </w:p>
     <w:p>
@@ -2073,7 +2073,7 @@
         <w:t>Stack</w:t>
       </w:r>
       <w:r>
-        <w:t xml:space="preserve">  Python, an LLM API and an open model (Ollama), embeddings and a vector store, LangGraph, MCP, guardrails, an evaluation and tracing tool, FastAPI, Docker</w:t>
+        <w:t xml:space="preserve">  Python, an LLM API and an open model (Ollama), embeddings and a vector store, LangGraph, MCP, a guardrails library (e.g. NeMo Guardrails), Ragas, Langfuse, FastAPI, Docker</w:t>
       </w:r>
     </w:p>
     <w:p>

--- a/res/programmes/LLMs-and-AI-Agents-27h.docx
+++ b/res/programmes/LLMs-and-AI-Agents-27h.docx
@@ -32,7 +32,13 @@
                     <pic:cNvPicPr/>
                   </pic:nvPicPr>
                   <pic:blipFill>
-                    <a:blip r:embed="rId12"/>
+                    <a:blip r:embed="rId12">
+                      <a:extLst>
+                        <a:ext uri="{96DAC541-7B7A-43D3-8B79-37D633B846F1}">
+                          <asvg:svgBlip xmlns:asvg="http://schemas.microsoft.com/office/drawing/2016/SVG/main" r:embed="rId13"/>
+                        </a:ext>
+                      </a:extLst>
+                    </a:blip>
                     <a:stretch>
                       <a:fillRect/>
                     </a:stretch>
@@ -118,7 +124,7 @@
             <w:r>
               <w:drawing>
                 <wp:inline xmlns:a="http://schemas.openxmlformats.org/drawingml/2006/main" xmlns:pic="http://schemas.openxmlformats.org/drawingml/2006/picture">
-                  <wp:extent cx="516649" cy="486000"/>
+                  <wp:extent cx="516563" cy="486000"/>
                   <wp:docPr id="901" name="Picture 901"/>
                   <wp:cNvGraphicFramePr>
                     <a:graphicFrameLocks noChangeAspect="1"/>
@@ -131,7 +137,13 @@
                           <pic:cNvPicPr/>
                         </pic:nvPicPr>
                         <pic:blipFill>
-                          <a:blip r:embed="rId13"/>
+                          <a:blip r:embed="rId14">
+                            <a:extLst>
+                              <a:ext uri="{96DAC541-7B7A-43D3-8B79-37D633B846F1}">
+                                <asvg:svgBlip xmlns:asvg="http://schemas.microsoft.com/office/drawing/2016/SVG/main" r:embed="rId15"/>
+                              </a:ext>
+                            </a:extLst>
+                          </a:blip>
                           <a:stretch>
                             <a:fillRect/>
                           </a:stretch>
@@ -139,7 +151,7 @@
                         <pic:spPr>
                           <a:xfrm>
                             <a:off x="0" y="0"/>
-                            <a:ext cx="516649" cy="486000"/>
+                            <a:ext cx="516563" cy="486000"/>
                           </a:xfrm>
                           <a:prstGeom prst="rect"/>
                         </pic:spPr>
@@ -2114,7 +2126,7 @@
     <w:r>
       <w:drawing>
         <wp:inline xmlns:a="http://schemas.openxmlformats.org/drawingml/2006/main" xmlns:pic="http://schemas.openxmlformats.org/drawingml/2006/picture">
-          <wp:extent cx="114811" cy="108000"/>
+          <wp:extent cx="114792" cy="108000"/>
           <wp:docPr id="1" name="Picture 1"/>
           <wp:cNvGraphicFramePr>
             <a:graphicFrameLocks noChangeAspect="1"/>
@@ -2127,7 +2139,13 @@
                   <pic:cNvPicPr/>
                 </pic:nvPicPr>
                 <pic:blipFill>
-                  <a:blip r:embed="rId1"/>
+                  <a:blip r:embed="rId1">
+                    <a:extLst>
+                      <a:ext uri="{96DAC541-7B7A-43D3-8B79-37D633B846F1}">
+                        <asvg:svgBlip xmlns:asvg="http://schemas.microsoft.com/office/drawing/2016/SVG/main" r:embed="rId2"/>
+                      </a:ext>
+                    </a:extLst>
+                  </a:blip>
                   <a:stretch>
                     <a:fillRect/>
                   </a:stretch>
@@ -2135,7 +2153,7 @@
                 <pic:spPr>
                   <a:xfrm>
                     <a:off x="0" y="0"/>
-                    <a:ext cx="114811" cy="108000"/>
+                    <a:ext cx="114792" cy="108000"/>
                   </a:xfrm>
                   <a:prstGeom prst="rect"/>
                 </pic:spPr>
